--- a/Listas/Lista 02 - Tratamento de texto.docx
+++ b/Listas/Lista 02 - Tratamento de texto.docx
@@ -5,37 +5,48 @@
     <w:p>
       <w:pPr>
         <w:ind w:left="720" w:hanging="360"/>
+        <w:jc w:val="both"/>
+        <w:rPr>
+          <w:rFonts w:ascii="Arial" w:hAnsi="Arial" w:cs="Arial"/>
+        </w:rPr>
       </w:pPr>
       <w:r>
-        <w:t>Considerando o texto :</w:t>
+        <w:rPr>
+          <w:rFonts w:ascii="Arial" w:hAnsi="Arial" w:cs="Arial"/>
+        </w:rPr>
+        <w:t xml:space="preserve">Considerando o </w:t>
+      </w:r>
+      <w:proofErr w:type="gramStart"/>
+      <w:r>
+        <w:rPr>
+          <w:rFonts w:ascii="Arial" w:hAnsi="Arial" w:cs="Arial"/>
+        </w:rPr>
+        <w:t>texto :</w:t>
+      </w:r>
+      <w:proofErr w:type="gramEnd"/>
+    </w:p>
+    <w:p>
+      <w:pPr>
+        <w:ind w:left="709" w:right="-1"/>
+        <w:jc w:val="both"/>
+        <w:rPr>
+          <w:rFonts w:ascii="Arial" w:hAnsi="Arial" w:cs="Arial"/>
+        </w:rPr>
+      </w:pPr>
+      <w:r>
+        <w:rPr>
+          <w:rFonts w:ascii="Arial" w:hAnsi="Arial" w:cs="Arial"/>
+        </w:rPr>
+        <w:t>“Aprender Python é abrir portas para o futuro. Cada linha de código é um passo rumo ao domínio da tecnologia. Acredite no seu potencial, insista nos desafios e celebre cada conquista. Com dedicação e prática, você vai transformar ideias em soluções reais. Continue, você está no caminho certo.”</w:t>
       </w:r>
     </w:p>
     <w:p>
       <w:pPr>
-        <w:ind w:left="709" w:right="-1"/>
-        <w:rPr>
-          <w:rFonts w:ascii="Arial" w:hAnsi="Arial" w:cs="Arial"/>
-        </w:rPr>
-      </w:pPr>
-      <w:r>
-        <w:t>“</w:t>
-      </w:r>
-      <w:r>
-        <w:rPr>
-          <w:rFonts w:ascii="Arial" w:hAnsi="Arial" w:cs="Arial"/>
-        </w:rPr>
-        <w:t>Aprender Python é abrir portas para o futuro. Cada linha de código é um passo rumo ao domínio da tecnologia. Acredite no seu potencial, insista nos desafios e celebre cada conquista. Com dedicação e prática, você vai transformar ideias em soluções reais. Continue, você está no caminho certo</w:t>
-      </w:r>
-      <w:r>
-        <w:rPr>
-          <w:rFonts w:ascii="Arial" w:hAnsi="Arial" w:cs="Arial"/>
-        </w:rPr>
-        <w:t>.”</w:t>
-      </w:r>
-    </w:p>
-    <w:p>
-      <w:pPr>
         <w:ind w:left="720" w:hanging="360"/>
+        <w:jc w:val="both"/>
+        <w:rPr>
+          <w:rFonts w:ascii="Arial" w:hAnsi="Arial" w:cs="Arial"/>
+        </w:rPr>
       </w:pPr>
     </w:p>
     <w:p>
@@ -45,6 +56,7 @@
           <w:ilvl w:val="0"/>
           <w:numId w:val="1"/>
         </w:numPr>
+        <w:jc w:val="both"/>
         <w:rPr>
           <w:rFonts w:ascii="Arial" w:hAnsi="Arial" w:cs="Arial"/>
         </w:rPr>
@@ -69,6 +81,7 @@
           <w:ilvl w:val="0"/>
           <w:numId w:val="1"/>
         </w:numPr>
+        <w:jc w:val="both"/>
         <w:rPr>
           <w:rFonts w:ascii="Arial" w:hAnsi="Arial" w:cs="Arial"/>
         </w:rPr>
@@ -87,6 +100,7 @@
           <w:ilvl w:val="0"/>
           <w:numId w:val="1"/>
         </w:numPr>
+        <w:jc w:val="both"/>
         <w:rPr>
           <w:rFonts w:ascii="Arial" w:hAnsi="Arial" w:cs="Arial"/>
         </w:rPr>
@@ -105,6 +119,7 @@
           <w:ilvl w:val="0"/>
           <w:numId w:val="1"/>
         </w:numPr>
+        <w:jc w:val="both"/>
         <w:rPr>
           <w:rFonts w:ascii="Arial" w:hAnsi="Arial" w:cs="Arial"/>
         </w:rPr>
@@ -129,6 +144,7 @@
           <w:ilvl w:val="0"/>
           <w:numId w:val="1"/>
         </w:numPr>
+        <w:jc w:val="both"/>
         <w:rPr>
           <w:rFonts w:ascii="Arial" w:hAnsi="Arial" w:cs="Arial"/>
         </w:rPr>
@@ -147,6 +163,7 @@
           <w:ilvl w:val="0"/>
           <w:numId w:val="1"/>
         </w:numPr>
+        <w:jc w:val="both"/>
         <w:rPr>
           <w:rFonts w:ascii="Arial" w:hAnsi="Arial" w:cs="Arial"/>
         </w:rPr>
@@ -165,6 +182,7 @@
           <w:ilvl w:val="0"/>
           <w:numId w:val="1"/>
         </w:numPr>
+        <w:jc w:val="both"/>
         <w:rPr>
           <w:rFonts w:ascii="Arial" w:hAnsi="Arial" w:cs="Arial"/>
         </w:rPr>
@@ -183,6 +201,7 @@
           <w:ilvl w:val="0"/>
           <w:numId w:val="1"/>
         </w:numPr>
+        <w:jc w:val="both"/>
         <w:rPr>
           <w:rFonts w:ascii="Arial" w:hAnsi="Arial" w:cs="Arial"/>
         </w:rPr>
@@ -201,6 +220,7 @@
           <w:ilvl w:val="0"/>
           <w:numId w:val="1"/>
         </w:numPr>
+        <w:jc w:val="both"/>
         <w:rPr>
           <w:rFonts w:ascii="Arial" w:hAnsi="Arial" w:cs="Arial"/>
         </w:rPr>
@@ -219,6 +239,7 @@
           <w:ilvl w:val="0"/>
           <w:numId w:val="1"/>
         </w:numPr>
+        <w:jc w:val="both"/>
         <w:rPr>
           <w:rFonts w:ascii="Arial" w:hAnsi="Arial" w:cs="Arial"/>
         </w:rPr>
@@ -232,41 +253,19 @@
     </w:p>
     <w:p>
       <w:pPr>
-        <w:rPr>
-          <w:rFonts w:ascii="Arial" w:hAnsi="Arial" w:cs="Arial"/>
-        </w:rPr>
-      </w:pPr>
-    </w:p>
-    <w:p>
-      <w:pPr>
-        <w:rPr>
-          <w:rFonts w:ascii="Arial" w:hAnsi="Arial" w:cs="Arial"/>
-        </w:rPr>
-      </w:pPr>
-    </w:p>
-    <w:p>
-      <w:pPr>
-        <w:rPr>
-          <w:rFonts w:ascii="Arial" w:hAnsi="Arial" w:cs="Arial"/>
-        </w:rPr>
-      </w:pPr>
-    </w:p>
-    <w:p>
-      <w:pPr>
-        <w:rPr>
-          <w:rFonts w:ascii="Arial" w:hAnsi="Arial" w:cs="Arial"/>
-        </w:rPr>
-      </w:pPr>
-    </w:p>
-    <w:p>
-      <w:pPr>
+        <w:jc w:val="both"/>
         <w:rPr>
           <w:rFonts w:ascii="Arial" w:hAnsi="Arial" w:cs="Arial"/>
         </w:rPr>
       </w:pPr>
     </w:p>
     <w:sectPr>
-      <w:headerReference w:type="default" r:id="rId8"/>
+      <w:headerReference w:type="even" r:id="rId8"/>
+      <w:headerReference w:type="default" r:id="rId9"/>
+      <w:footerReference w:type="even" r:id="rId10"/>
+      <w:footerReference w:type="default" r:id="rId11"/>
+      <w:headerReference w:type="first" r:id="rId12"/>
+      <w:footerReference w:type="first" r:id="rId13"/>
       <w:pgSz w:w="11906" w:h="16838"/>
       <w:pgMar w:top="1417" w:right="1701" w:bottom="1417" w:left="1701" w:header="708" w:footer="708" w:gutter="0"/>
       <w:cols w:space="708"/>
@@ -301,6 +300,255 @@
 </w:endnotes>
 </file>
 
+<file path=word/footer1.xml><?xml version="1.0" encoding="utf-8"?>
+<w:ftr xmlns:wpc="http://schemas.microsoft.com/office/word/2010/wordprocessingCanvas" xmlns:cx="http://schemas.microsoft.com/office/drawing/2014/chartex" xmlns:cx1="http://schemas.microsoft.com/office/drawing/2015/9/8/chartex" xmlns:cx2="http://schemas.microsoft.com/office/drawing/2015/10/21/chartex" xmlns:cx3="http://schemas.microsoft.com/office/drawing/2016/5/9/chartex" xmlns:cx4="http://schemas.microsoft.com/office/drawing/2016/5/10/chartex" xmlns:cx5="http://schemas.microsoft.com/office/drawing/2016/5/11/chartex" xmlns:cx6="http://schemas.microsoft.com/office/drawing/2016/5/12/chartex" xmlns:cx7="http://schemas.microsoft.com/office/drawing/2016/5/13/chartex" xmlns:cx8="http://schemas.microsoft.com/office/drawing/2016/5/14/chartex" xmlns:mc="http://schemas.openxmlformats.org/markup-compatibility/2006" xmlns:aink="http://schemas.microsoft.com/office/drawing/2016/ink" xmlns:am3d="http://schemas.microsoft.com/office/drawing/2017/model3d" xmlns:o="urn:schemas-microsoft-com:office:office" xmlns:oel="http://schemas.microsoft.com/office/2019/extlst" xmlns:r="http://schemas.openxmlformats.org/officeDocument/2006/relationships" xmlns:m="http://schemas.openxmlformats.org/officeDocument/2006/math" xmlns:v="urn:schemas-microsoft-com:vml" xmlns:wp14="http://schemas.microsoft.com/office/word/2010/wordprocessingDrawing" xmlns:wp="http://schemas.openxmlformats.org/drawingml/2006/wordprocessingDrawing" xmlns:w10="urn:schemas-microsoft-com:office:word" xmlns:w="http://schemas.openxmlformats.org/wordprocessingml/2006/main" xmlns:w14="http://schemas.microsoft.com/office/word/2010/wordml" xmlns:w15="http://schemas.microsoft.com/office/word/2012/wordml" xmlns:w16cex="http://schemas.microsoft.com/office/word/2018/wordml/cex" xmlns:w16cid="http://schemas.microsoft.com/office/word/2016/wordml/cid" xmlns:w16="http://schemas.microsoft.com/office/word/2018/wordml" xmlns:w16du="http://schemas.microsoft.com/office/word/2023/wordml/word16du" xmlns:w16sdtdh="http://schemas.microsoft.com/office/word/2020/wordml/sdtdatahash" xmlns:w16sdtfl="http://schemas.microsoft.com/office/word/2024/wordml/sdtformatlock" xmlns:w16se="http://schemas.microsoft.com/office/word/2015/wordml/symex" xmlns:wpg="http://schemas.microsoft.com/office/word/2010/wordprocessingGroup" xmlns:wpi="http://schemas.microsoft.com/office/word/2010/wordprocessingInk" xmlns:wne="http://schemas.microsoft.com/office/word/2006/wordml" xmlns:wps="http://schemas.microsoft.com/office/word/2010/wordprocessingShape" mc:Ignorable="w14 w15 w16se w16cid w16 w16cex w16sdtdh w16sdtfl w16du wp14">
+  <w:p>
+    <w:pPr>
+      <w:pStyle w:val="Rodap"/>
+    </w:pPr>
+  </w:p>
+</w:ftr>
+</file>
+
+<file path=word/footer2.xml><?xml version="1.0" encoding="utf-8"?>
+<w:ftr xmlns:wpc="http://schemas.microsoft.com/office/word/2010/wordprocessingCanvas" xmlns:cx="http://schemas.microsoft.com/office/drawing/2014/chartex" xmlns:cx1="http://schemas.microsoft.com/office/drawing/2015/9/8/chartex" xmlns:cx2="http://schemas.microsoft.com/office/drawing/2015/10/21/chartex" xmlns:cx3="http://schemas.microsoft.com/office/drawing/2016/5/9/chartex" xmlns:cx4="http://schemas.microsoft.com/office/drawing/2016/5/10/chartex" xmlns:cx5="http://schemas.microsoft.com/office/drawing/2016/5/11/chartex" xmlns:cx6="http://schemas.microsoft.com/office/drawing/2016/5/12/chartex" xmlns:cx7="http://schemas.microsoft.com/office/drawing/2016/5/13/chartex" xmlns:cx8="http://schemas.microsoft.com/office/drawing/2016/5/14/chartex" xmlns:mc="http://schemas.openxmlformats.org/markup-compatibility/2006" xmlns:aink="http://schemas.microsoft.com/office/drawing/2016/ink" xmlns:am3d="http://schemas.microsoft.com/office/drawing/2017/model3d" xmlns:o="urn:schemas-microsoft-com:office:office" xmlns:oel="http://schemas.microsoft.com/office/2019/extlst" xmlns:r="http://schemas.openxmlformats.org/officeDocument/2006/relationships" xmlns:m="http://schemas.openxmlformats.org/officeDocument/2006/math" xmlns:v="urn:schemas-microsoft-com:vml" xmlns:wp14="http://schemas.microsoft.com/office/word/2010/wordprocessingDrawing" xmlns:wp="http://schemas.openxmlformats.org/drawingml/2006/wordprocessingDrawing" xmlns:w10="urn:schemas-microsoft-com:office:word" xmlns:w="http://schemas.openxmlformats.org/wordprocessingml/2006/main" xmlns:w14="http://schemas.microsoft.com/office/word/2010/wordml" xmlns:w15="http://schemas.microsoft.com/office/word/2012/wordml" xmlns:w16cex="http://schemas.microsoft.com/office/word/2018/wordml/cex" xmlns:w16cid="http://schemas.microsoft.com/office/word/2016/wordml/cid" xmlns:w16="http://schemas.microsoft.com/office/word/2018/wordml" xmlns:w16du="http://schemas.microsoft.com/office/word/2023/wordml/word16du" xmlns:w16sdtdh="http://schemas.microsoft.com/office/word/2020/wordml/sdtdatahash" xmlns:w16sdtfl="http://schemas.microsoft.com/office/word/2024/wordml/sdtformatlock" xmlns:w16se="http://schemas.microsoft.com/office/word/2015/wordml/symex" xmlns:wpg="http://schemas.microsoft.com/office/word/2010/wordprocessingGroup" xmlns:wpi="http://schemas.microsoft.com/office/word/2010/wordprocessingInk" xmlns:wne="http://schemas.microsoft.com/office/word/2006/wordml" xmlns:wps="http://schemas.microsoft.com/office/word/2010/wordprocessingShape" mc:Ignorable="w14 w15 w16se w16cid w16 w16cex w16sdtdh w16sdtfl w16du wp14">
+  <w:sdt>
+    <w:sdtPr>
+      <w:rPr>
+        <w:rFonts w:asciiTheme="majorHAnsi" w:eastAsiaTheme="majorEastAsia" w:hAnsiTheme="majorHAnsi" w:cstheme="majorBidi"/>
+      </w:rPr>
+      <w:id w:val="891703109"/>
+      <w:docPartObj>
+        <w:docPartGallery w:val="Page Numbers (Bottom of Page)"/>
+        <w:docPartUnique/>
+      </w:docPartObj>
+    </w:sdtPr>
+    <w:sdtContent>
+      <w:sdt>
+        <w:sdtPr>
+          <w:rPr>
+            <w:rFonts w:asciiTheme="majorHAnsi" w:eastAsiaTheme="majorEastAsia" w:hAnsiTheme="majorHAnsi" w:cstheme="majorBidi"/>
+          </w:rPr>
+          <w:id w:val="1806425445"/>
+        </w:sdtPr>
+        <w:sdtContent>
+          <w:p>
+            <w:pPr>
+              <w:rPr>
+                <w:rFonts w:asciiTheme="majorHAnsi" w:eastAsiaTheme="majorEastAsia" w:hAnsiTheme="majorHAnsi" w:cstheme="majorBidi"/>
+              </w:rPr>
+            </w:pPr>
+            <w:r>
+              <w:rPr>
+                <w:rFonts w:asciiTheme="majorHAnsi" w:eastAsiaTheme="majorEastAsia" w:hAnsiTheme="majorHAnsi" w:cstheme="majorBidi"/>
+                <w:noProof/>
+              </w:rPr>
+              <mc:AlternateContent>
+                <mc:Choice Requires="wps">
+                  <w:drawing>
+                    <wp:anchor distT="0" distB="0" distL="114300" distR="114300" simplePos="0" relativeHeight="251661312" behindDoc="0" locked="0" layoutInCell="1" allowOverlap="1" wp14:anchorId="70CD84DD" wp14:editId="30E23773">
+                      <wp:simplePos x="0" y="0"/>
+                      <wp:positionH relativeFrom="margin">
+                        <wp:align>center</wp:align>
+                      </wp:positionH>
+                      <wp:positionV relativeFrom="bottomMargin">
+                        <wp:align>center</wp:align>
+                      </wp:positionV>
+                      <wp:extent cx="626745" cy="626745"/>
+                      <wp:effectExtent l="0" t="0" r="1905" b="1905"/>
+                      <wp:wrapNone/>
+                      <wp:docPr id="195579928" name="Elipse 2"/>
+                      <wp:cNvGraphicFramePr>
+                        <a:graphicFrameLocks xmlns:a="http://schemas.openxmlformats.org/drawingml/2006/main"/>
+                      </wp:cNvGraphicFramePr>
+                      <a:graphic xmlns:a="http://schemas.openxmlformats.org/drawingml/2006/main">
+                        <a:graphicData uri="http://schemas.microsoft.com/office/word/2010/wordprocessingShape">
+                          <wps:wsp>
+                            <wps:cNvSpPr>
+                              <a:spLocks noChangeArrowheads="1"/>
+                            </wps:cNvSpPr>
+                            <wps:spPr bwMode="auto">
+                              <a:xfrm>
+                                <a:off x="0" y="0"/>
+                                <a:ext cx="626745" cy="626745"/>
+                              </a:xfrm>
+                              <a:prstGeom prst="ellipse">
+                                <a:avLst/>
+                              </a:prstGeom>
+                              <a:solidFill>
+                                <a:srgbClr val="40618B"/>
+                              </a:solidFill>
+                              <a:ln>
+                                <a:noFill/>
+                              </a:ln>
+                              <a:extLst>
+                                <a:ext uri="{91240B29-F687-4F45-9708-019B960494DF}">
+                                  <a14:hiddenLine xmlns:a14="http://schemas.microsoft.com/office/drawing/2010/main" w="9525">
+                                    <a:solidFill>
+                                      <a:srgbClr val="000000"/>
+                                    </a:solidFill>
+                                    <a:round/>
+                                    <a:headEnd/>
+                                    <a:tailEnd/>
+                                  </a14:hiddenLine>
+                                </a:ext>
+                              </a:extLst>
+                            </wps:spPr>
+                            <wps:txbx>
+                              <w:txbxContent>
+                                <w:p>
+                                  <w:pPr>
+                                    <w:pStyle w:val="Rodap"/>
+                                    <w:jc w:val="center"/>
+                                    <w:rPr>
+                                      <w:b/>
+                                      <w:bCs/>
+                                      <w:color w:val="FFFFFF" w:themeColor="background1"/>
+                                      <w:sz w:val="32"/>
+                                      <w:szCs w:val="32"/>
+                                    </w:rPr>
+                                  </w:pPr>
+                                  <w:r>
+                                    <w:rPr>
+                                      <w:sz w:val="22"/>
+                                      <w:szCs w:val="22"/>
+                                    </w:rPr>
+                                    <w:fldChar w:fldCharType="begin"/>
+                                  </w:r>
+                                  <w:r>
+                                    <w:instrText>PAGE    \* MERGEFORMAT</w:instrText>
+                                  </w:r>
+                                  <w:r>
+                                    <w:rPr>
+                                      <w:sz w:val="22"/>
+                                      <w:szCs w:val="22"/>
+                                    </w:rPr>
+                                    <w:fldChar w:fldCharType="separate"/>
+                                  </w:r>
+                                  <w:r>
+                                    <w:rPr>
+                                      <w:b/>
+                                      <w:bCs/>
+                                      <w:color w:val="FFFFFF" w:themeColor="background1"/>
+                                      <w:sz w:val="32"/>
+                                      <w:szCs w:val="32"/>
+                                    </w:rPr>
+                                    <w:t>2</w:t>
+                                  </w:r>
+                                  <w:r>
+                                    <w:rPr>
+                                      <w:b/>
+                                      <w:bCs/>
+                                      <w:color w:val="FFFFFF" w:themeColor="background1"/>
+                                      <w:sz w:val="32"/>
+                                      <w:szCs w:val="32"/>
+                                    </w:rPr>
+                                    <w:fldChar w:fldCharType="end"/>
+                                  </w:r>
+                                </w:p>
+                              </w:txbxContent>
+                            </wps:txbx>
+                            <wps:bodyPr rot="0" vert="horz" wrap="square" lIns="91440" tIns="45720" rIns="91440" bIns="45720" anchor="ctr" anchorCtr="0" upright="1">
+                              <a:noAutofit/>
+                            </wps:bodyPr>
+                          </wps:wsp>
+                        </a:graphicData>
+                      </a:graphic>
+                      <wp14:sizeRelH relativeFrom="page">
+                        <wp14:pctWidth>0</wp14:pctWidth>
+                      </wp14:sizeRelH>
+                      <wp14:sizeRelV relativeFrom="page">
+                        <wp14:pctHeight>0</wp14:pctHeight>
+                      </wp14:sizeRelV>
+                    </wp:anchor>
+                  </w:drawing>
+                </mc:Choice>
+                <mc:Fallback>
+                  <w:pict>
+                    <v:oval w14:anchorId="70CD84DD" id="Elipse 2" o:spid="_x0000_s1026" style="position:absolute;margin-left:0;margin-top:0;width:49.35pt;height:49.35pt;z-index:251661312;visibility:visible;mso-wrap-style:square;mso-width-percent:0;mso-height-percent:0;mso-wrap-distance-left:9pt;mso-wrap-distance-top:0;mso-wrap-distance-right:9pt;mso-wrap-distance-bottom:0;mso-position-horizontal:center;mso-position-horizontal-relative:margin;mso-position-vertical:center;mso-position-vertical-relative:bottom-margin-area;mso-width-percent:0;mso-height-percent:0;mso-width-relative:page;mso-height-relative:page;v-text-anchor:middle" o:gfxdata="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" fillcolor="#40618b" stroked="f">
+                      <v:textbox>
+                        <w:txbxContent>
+                          <w:p>
+                            <w:pPr>
+                              <w:pStyle w:val="Rodap"/>
+                              <w:jc w:val="center"/>
+                              <w:rPr>
+                                <w:b/>
+                                <w:bCs/>
+                                <w:color w:val="FFFFFF" w:themeColor="background1"/>
+                                <w:sz w:val="32"/>
+                                <w:szCs w:val="32"/>
+                              </w:rPr>
+                            </w:pPr>
+                            <w:r>
+                              <w:rPr>
+                                <w:sz w:val="22"/>
+                                <w:szCs w:val="22"/>
+                              </w:rPr>
+                              <w:fldChar w:fldCharType="begin"/>
+                            </w:r>
+                            <w:r>
+                              <w:instrText>PAGE    \* MERGEFORMAT</w:instrText>
+                            </w:r>
+                            <w:r>
+                              <w:rPr>
+                                <w:sz w:val="22"/>
+                                <w:szCs w:val="22"/>
+                              </w:rPr>
+                              <w:fldChar w:fldCharType="separate"/>
+                            </w:r>
+                            <w:r>
+                              <w:rPr>
+                                <w:b/>
+                                <w:bCs/>
+                                <w:color w:val="FFFFFF" w:themeColor="background1"/>
+                                <w:sz w:val="32"/>
+                                <w:szCs w:val="32"/>
+                              </w:rPr>
+                              <w:t>2</w:t>
+                            </w:r>
+                            <w:r>
+                              <w:rPr>
+                                <w:b/>
+                                <w:bCs/>
+                                <w:color w:val="FFFFFF" w:themeColor="background1"/>
+                                <w:sz w:val="32"/>
+                                <w:szCs w:val="32"/>
+                              </w:rPr>
+                              <w:fldChar w:fldCharType="end"/>
+                            </w:r>
+                          </w:p>
+                        </w:txbxContent>
+                      </v:textbox>
+                      <w10:wrap anchorx="margin" anchory="margin"/>
+                    </v:oval>
+                  </w:pict>
+                </mc:Fallback>
+              </mc:AlternateContent>
+            </w:r>
+          </w:p>
+        </w:sdtContent>
+      </w:sdt>
+    </w:sdtContent>
+  </w:sdt>
+  <w:p>
+    <w:pPr>
+      <w:pStyle w:val="Rodap"/>
+    </w:pPr>
+  </w:p>
+</w:ftr>
+</file>
+
+<file path=word/footer3.xml><?xml version="1.0" encoding="utf-8"?>
+<w:ftr xmlns:wpc="http://schemas.microsoft.com/office/word/2010/wordprocessingCanvas" xmlns:cx="http://schemas.microsoft.com/office/drawing/2014/chartex" xmlns:cx1="http://schemas.microsoft.com/office/drawing/2015/9/8/chartex" xmlns:cx2="http://schemas.microsoft.com/office/drawing/2015/10/21/chartex" xmlns:cx3="http://schemas.microsoft.com/office/drawing/2016/5/9/chartex" xmlns:cx4="http://schemas.microsoft.com/office/drawing/2016/5/10/chartex" xmlns:cx5="http://schemas.microsoft.com/office/drawing/2016/5/11/chartex" xmlns:cx6="http://schemas.microsoft.com/office/drawing/2016/5/12/chartex" xmlns:cx7="http://schemas.microsoft.com/office/drawing/2016/5/13/chartex" xmlns:cx8="http://schemas.microsoft.com/office/drawing/2016/5/14/chartex" xmlns:mc="http://schemas.openxmlformats.org/markup-compatibility/2006" xmlns:aink="http://schemas.microsoft.com/office/drawing/2016/ink" xmlns:am3d="http://schemas.microsoft.com/office/drawing/2017/model3d" xmlns:o="urn:schemas-microsoft-com:office:office" xmlns:oel="http://schemas.microsoft.com/office/2019/extlst" xmlns:r="http://schemas.openxmlformats.org/officeDocument/2006/relationships" xmlns:m="http://schemas.openxmlformats.org/officeDocument/2006/math" xmlns:v="urn:schemas-microsoft-com:vml" xmlns:wp14="http://schemas.microsoft.com/office/word/2010/wordprocessingDrawing" xmlns:wp="http://schemas.openxmlformats.org/drawingml/2006/wordprocessingDrawing" xmlns:w10="urn:schemas-microsoft-com:office:word" xmlns:w="http://schemas.openxmlformats.org/wordprocessingml/2006/main" xmlns:w14="http://schemas.microsoft.com/office/word/2010/wordml" xmlns:w15="http://schemas.microsoft.com/office/word/2012/wordml" xmlns:w16cex="http://schemas.microsoft.com/office/word/2018/wordml/cex" xmlns:w16cid="http://schemas.microsoft.com/office/word/2016/wordml/cid" xmlns:w16="http://schemas.microsoft.com/office/word/2018/wordml" xmlns:w16du="http://schemas.microsoft.com/office/word/2023/wordml/word16du" xmlns:w16sdtdh="http://schemas.microsoft.com/office/word/2020/wordml/sdtdatahash" xmlns:w16sdtfl="http://schemas.microsoft.com/office/word/2024/wordml/sdtformatlock" xmlns:w16se="http://schemas.microsoft.com/office/word/2015/wordml/symex" xmlns:wpg="http://schemas.microsoft.com/office/word/2010/wordprocessingGroup" xmlns:wpi="http://schemas.microsoft.com/office/word/2010/wordprocessingInk" xmlns:wne="http://schemas.microsoft.com/office/word/2006/wordml" xmlns:wps="http://schemas.microsoft.com/office/word/2010/wordprocessingShape" mc:Ignorable="w14 w15 w16se w16cid w16 w16cex w16sdtdh w16sdtfl w16du wp14">
+  <w:p>
+    <w:pPr>
+      <w:pStyle w:val="Rodap"/>
+    </w:pPr>
+  </w:p>
+</w:ftr>
+</file>
+
 <file path=word/footnotes.xml><?xml version="1.0" encoding="utf-8"?>
 <w:footnotes xmlns:wpc="http://schemas.microsoft.com/office/word/2010/wordprocessingCanvas" xmlns:cx="http://schemas.microsoft.com/office/drawing/2014/chartex" xmlns:cx1="http://schemas.microsoft.com/office/drawing/2015/9/8/chartex" xmlns:cx2="http://schemas.microsoft.com/office/drawing/2015/10/21/chartex" xmlns:cx3="http://schemas.microsoft.com/office/drawing/2016/5/9/chartex" xmlns:cx4="http://schemas.microsoft.com/office/drawing/2016/5/10/chartex" xmlns:cx5="http://schemas.microsoft.com/office/drawing/2016/5/11/chartex" xmlns:cx6="http://schemas.microsoft.com/office/drawing/2016/5/12/chartex" xmlns:cx7="http://schemas.microsoft.com/office/drawing/2016/5/13/chartex" xmlns:cx8="http://schemas.microsoft.com/office/drawing/2016/5/14/chartex" xmlns:mc="http://schemas.openxmlformats.org/markup-compatibility/2006" xmlns:aink="http://schemas.microsoft.com/office/drawing/2016/ink" xmlns:am3d="http://schemas.microsoft.com/office/drawing/2017/model3d" xmlns:o="urn:schemas-microsoft-com:office:office" xmlns:oel="http://schemas.microsoft.com/office/2019/extlst" xmlns:r="http://schemas.openxmlformats.org/officeDocument/2006/relationships" xmlns:m="http://schemas.openxmlformats.org/officeDocument/2006/math" xmlns:v="urn:schemas-microsoft-com:vml" xmlns:wp14="http://schemas.microsoft.com/office/word/2010/wordprocessingDrawing" xmlns:wp="http://schemas.openxmlformats.org/drawingml/2006/wordprocessingDrawing" xmlns:w10="urn:schemas-microsoft-com:office:word" xmlns:w="http://schemas.openxmlformats.org/wordprocessingml/2006/main" xmlns:w14="http://schemas.microsoft.com/office/word/2010/wordml" xmlns:w15="http://schemas.microsoft.com/office/word/2012/wordml" xmlns:w16cex="http://schemas.microsoft.com/office/word/2018/wordml/cex" xmlns:w16cid="http://schemas.microsoft.com/office/word/2016/wordml/cid" xmlns:w16="http://schemas.microsoft.com/office/word/2018/wordml" xmlns:w16du="http://schemas.microsoft.com/office/word/2023/wordml/word16du" xmlns:w16sdtdh="http://schemas.microsoft.com/office/word/2020/wordml/sdtdatahash" xmlns:w16sdtfl="http://schemas.microsoft.com/office/word/2024/wordml/sdtformatlock" xmlns:w16se="http://schemas.microsoft.com/office/word/2015/wordml/symex" xmlns:wpg="http://schemas.microsoft.com/office/word/2010/wordprocessingGroup" xmlns:wpi="http://schemas.microsoft.com/office/word/2010/wordprocessingInk" xmlns:wne="http://schemas.microsoft.com/office/word/2006/wordml" xmlns:wps="http://schemas.microsoft.com/office/word/2010/wordprocessingShape" mc:Ignorable="w14 w15 w16se w16cid w16 w16cex w16sdtdh w16sdtfl w16du wp14">
   <w:footnote w:type="separator" w:id="-1">
@@ -327,6 +575,16 @@
 </file>
 
 <file path=word/header1.xml><?xml version="1.0" encoding="utf-8"?>
+<w:hdr xmlns:wpc="http://schemas.microsoft.com/office/word/2010/wordprocessingCanvas" xmlns:cx="http://schemas.microsoft.com/office/drawing/2014/chartex" xmlns:cx1="http://schemas.microsoft.com/office/drawing/2015/9/8/chartex" xmlns:cx2="http://schemas.microsoft.com/office/drawing/2015/10/21/chartex" xmlns:cx3="http://schemas.microsoft.com/office/drawing/2016/5/9/chartex" xmlns:cx4="http://schemas.microsoft.com/office/drawing/2016/5/10/chartex" xmlns:cx5="http://schemas.microsoft.com/office/drawing/2016/5/11/chartex" xmlns:cx6="http://schemas.microsoft.com/office/drawing/2016/5/12/chartex" xmlns:cx7="http://schemas.microsoft.com/office/drawing/2016/5/13/chartex" xmlns:cx8="http://schemas.microsoft.com/office/drawing/2016/5/14/chartex" xmlns:mc="http://schemas.openxmlformats.org/markup-compatibility/2006" xmlns:aink="http://schemas.microsoft.com/office/drawing/2016/ink" xmlns:am3d="http://schemas.microsoft.com/office/drawing/2017/model3d" xmlns:o="urn:schemas-microsoft-com:office:office" xmlns:oel="http://schemas.microsoft.com/office/2019/extlst" xmlns:r="http://schemas.openxmlformats.org/officeDocument/2006/relationships" xmlns:m="http://schemas.openxmlformats.org/officeDocument/2006/math" xmlns:v="urn:schemas-microsoft-com:vml" xmlns:wp14="http://schemas.microsoft.com/office/word/2010/wordprocessingDrawing" xmlns:wp="http://schemas.openxmlformats.org/drawingml/2006/wordprocessingDrawing" xmlns:w10="urn:schemas-microsoft-com:office:word" xmlns:w="http://schemas.openxmlformats.org/wordprocessingml/2006/main" xmlns:w14="http://schemas.microsoft.com/office/word/2010/wordml" xmlns:w15="http://schemas.microsoft.com/office/word/2012/wordml" xmlns:w16cex="http://schemas.microsoft.com/office/word/2018/wordml/cex" xmlns:w16cid="http://schemas.microsoft.com/office/word/2016/wordml/cid" xmlns:w16="http://schemas.microsoft.com/office/word/2018/wordml" xmlns:w16du="http://schemas.microsoft.com/office/word/2023/wordml/word16du" xmlns:w16sdtdh="http://schemas.microsoft.com/office/word/2020/wordml/sdtdatahash" xmlns:w16sdtfl="http://schemas.microsoft.com/office/word/2024/wordml/sdtformatlock" xmlns:w16se="http://schemas.microsoft.com/office/word/2015/wordml/symex" xmlns:wpg="http://schemas.microsoft.com/office/word/2010/wordprocessingGroup" xmlns:wpi="http://schemas.microsoft.com/office/word/2010/wordprocessingInk" xmlns:wne="http://schemas.microsoft.com/office/word/2006/wordml" xmlns:wps="http://schemas.microsoft.com/office/word/2010/wordprocessingShape" mc:Ignorable="w14 w15 w16se w16cid w16 w16cex w16sdtdh w16sdtfl w16du wp14">
+  <w:p>
+    <w:pPr>
+      <w:pStyle w:val="Cabealho"/>
+    </w:pPr>
+  </w:p>
+</w:hdr>
+</file>
+
+<file path=word/header2.xml><?xml version="1.0" encoding="utf-8"?>
 <w:hdr xmlns:wpc="http://schemas.microsoft.com/office/word/2010/wordprocessingCanvas" xmlns:cx="http://schemas.microsoft.com/office/drawing/2014/chartex" xmlns:cx1="http://schemas.microsoft.com/office/drawing/2015/9/8/chartex" xmlns:cx2="http://schemas.microsoft.com/office/drawing/2015/10/21/chartex" xmlns:cx3="http://schemas.microsoft.com/office/drawing/2016/5/9/chartex" xmlns:cx4="http://schemas.microsoft.com/office/drawing/2016/5/10/chartex" xmlns:cx5="http://schemas.microsoft.com/office/drawing/2016/5/11/chartex" xmlns:cx6="http://schemas.microsoft.com/office/drawing/2016/5/12/chartex" xmlns:cx7="http://schemas.microsoft.com/office/drawing/2016/5/13/chartex" xmlns:cx8="http://schemas.microsoft.com/office/drawing/2016/5/14/chartex" xmlns:mc="http://schemas.openxmlformats.org/markup-compatibility/2006" xmlns:aink="http://schemas.microsoft.com/office/drawing/2016/ink" xmlns:am3d="http://schemas.microsoft.com/office/drawing/2017/model3d" xmlns:o="urn:schemas-microsoft-com:office:office" xmlns:oel="http://schemas.microsoft.com/office/2019/extlst" xmlns:r="http://schemas.openxmlformats.org/officeDocument/2006/relationships" xmlns:m="http://schemas.openxmlformats.org/officeDocument/2006/math" xmlns:v="urn:schemas-microsoft-com:vml" xmlns:wp14="http://schemas.microsoft.com/office/word/2010/wordprocessingDrawing" xmlns:wp="http://schemas.openxmlformats.org/drawingml/2006/wordprocessingDrawing" xmlns:w10="urn:schemas-microsoft-com:office:word" xmlns:w="http://schemas.openxmlformats.org/wordprocessingml/2006/main" xmlns:w14="http://schemas.microsoft.com/office/word/2010/wordml" xmlns:w15="http://schemas.microsoft.com/office/word/2012/wordml" xmlns:w16cex="http://schemas.microsoft.com/office/word/2018/wordml/cex" xmlns:w16cid="http://schemas.microsoft.com/office/word/2016/wordml/cid" xmlns:w16="http://schemas.microsoft.com/office/word/2018/wordml" xmlns:w16du="http://schemas.microsoft.com/office/word/2023/wordml/word16du" xmlns:w16sdtdh="http://schemas.microsoft.com/office/word/2020/wordml/sdtdatahash" xmlns:w16sdtfl="http://schemas.microsoft.com/office/word/2024/wordml/sdtformatlock" xmlns:w16se="http://schemas.microsoft.com/office/word/2015/wordml/symex" xmlns:wpg="http://schemas.microsoft.com/office/word/2010/wordprocessingGroup" xmlns:wpi="http://schemas.microsoft.com/office/word/2010/wordprocessingInk" xmlns:wne="http://schemas.microsoft.com/office/word/2006/wordml" xmlns:wps="http://schemas.microsoft.com/office/word/2010/wordprocessingShape" mc:Ignorable="w14 w15 w16se w16cid w16 w16cex w16sdtdh w16sdtfl w16du wp14">
   <w:p>
     <w:pPr>
@@ -619,6 +877,16 @@
         </mc:Fallback>
       </mc:AlternateContent>
     </w:r>
+  </w:p>
+</w:hdr>
+</file>
+
+<file path=word/header3.xml><?xml version="1.0" encoding="utf-8"?>
+<w:hdr xmlns:wpc="http://schemas.microsoft.com/office/word/2010/wordprocessingCanvas" xmlns:cx="http://schemas.microsoft.com/office/drawing/2014/chartex" xmlns:cx1="http://schemas.microsoft.com/office/drawing/2015/9/8/chartex" xmlns:cx2="http://schemas.microsoft.com/office/drawing/2015/10/21/chartex" xmlns:cx3="http://schemas.microsoft.com/office/drawing/2016/5/9/chartex" xmlns:cx4="http://schemas.microsoft.com/office/drawing/2016/5/10/chartex" xmlns:cx5="http://schemas.microsoft.com/office/drawing/2016/5/11/chartex" xmlns:cx6="http://schemas.microsoft.com/office/drawing/2016/5/12/chartex" xmlns:cx7="http://schemas.microsoft.com/office/drawing/2016/5/13/chartex" xmlns:cx8="http://schemas.microsoft.com/office/drawing/2016/5/14/chartex" xmlns:mc="http://schemas.openxmlformats.org/markup-compatibility/2006" xmlns:aink="http://schemas.microsoft.com/office/drawing/2016/ink" xmlns:am3d="http://schemas.microsoft.com/office/drawing/2017/model3d" xmlns:o="urn:schemas-microsoft-com:office:office" xmlns:oel="http://schemas.microsoft.com/office/2019/extlst" xmlns:r="http://schemas.openxmlformats.org/officeDocument/2006/relationships" xmlns:m="http://schemas.openxmlformats.org/officeDocument/2006/math" xmlns:v="urn:schemas-microsoft-com:vml" xmlns:wp14="http://schemas.microsoft.com/office/word/2010/wordprocessingDrawing" xmlns:wp="http://schemas.openxmlformats.org/drawingml/2006/wordprocessingDrawing" xmlns:w10="urn:schemas-microsoft-com:office:word" xmlns:w="http://schemas.openxmlformats.org/wordprocessingml/2006/main" xmlns:w14="http://schemas.microsoft.com/office/word/2010/wordml" xmlns:w15="http://schemas.microsoft.com/office/word/2012/wordml" xmlns:w16cex="http://schemas.microsoft.com/office/word/2018/wordml/cex" xmlns:w16cid="http://schemas.microsoft.com/office/word/2016/wordml/cid" xmlns:w16="http://schemas.microsoft.com/office/word/2018/wordml" xmlns:w16du="http://schemas.microsoft.com/office/word/2023/wordml/word16du" xmlns:w16sdtdh="http://schemas.microsoft.com/office/word/2020/wordml/sdtdatahash" xmlns:w16sdtfl="http://schemas.microsoft.com/office/word/2024/wordml/sdtformatlock" xmlns:w16se="http://schemas.microsoft.com/office/word/2015/wordml/symex" xmlns:wpg="http://schemas.microsoft.com/office/word/2010/wordprocessingGroup" xmlns:wpi="http://schemas.microsoft.com/office/word/2010/wordprocessingInk" xmlns:wne="http://schemas.microsoft.com/office/word/2006/wordml" xmlns:wps="http://schemas.microsoft.com/office/word/2010/wordprocessingShape" mc:Ignorable="w14 w15 w16se w16cid w16 w16cex w16sdtdh w16sdtfl w16du wp14">
+  <w:p>
+    <w:pPr>
+      <w:pStyle w:val="Cabealho"/>
+    </w:pPr>
   </w:p>
 </w:hdr>
 </file>

--- a/Listas/Lista 02 - Tratamento de texto.docx
+++ b/Listas/Lista 02 - Tratamento de texto.docx
@@ -14,40 +14,35 @@
         <w:rPr>
           <w:rFonts w:ascii="Arial" w:hAnsi="Arial" w:cs="Arial"/>
         </w:rPr>
-        <w:t xml:space="preserve">Considerando o </w:t>
-      </w:r>
-      <w:proofErr w:type="gramStart"/>
-      <w:r>
-        <w:rPr>
-          <w:rFonts w:ascii="Arial" w:hAnsi="Arial" w:cs="Arial"/>
-        </w:rPr>
-        <w:t>texto :</w:t>
-      </w:r>
-      <w:proofErr w:type="gramEnd"/>
-    </w:p>
-    <w:p>
-      <w:pPr>
-        <w:ind w:left="709" w:right="-1"/>
-        <w:jc w:val="both"/>
-        <w:rPr>
-          <w:rFonts w:ascii="Arial" w:hAnsi="Arial" w:cs="Arial"/>
-        </w:rPr>
-      </w:pPr>
-      <w:r>
-        <w:rPr>
-          <w:rFonts w:ascii="Arial" w:hAnsi="Arial" w:cs="Arial"/>
-        </w:rPr>
-        <w:t>“Aprender Python é abrir portas para o futuro. Cada linha de código é um passo rumo ao domínio da tecnologia. Acredite no seu potencial, insista nos desafios e celebre cada conquista. Com dedicação e prática, você vai transformar ideias em soluções reais. Continue, você está no caminho certo.”</w:t>
+        <w:t>Considerando o texto:</w:t>
       </w:r>
     </w:p>
     <w:p>
       <w:pPr>
-        <w:ind w:left="720" w:hanging="360"/>
+        <w:ind w:left="709" w:right="-1"/>
         <w:jc w:val="both"/>
         <w:rPr>
           <w:rFonts w:ascii="Arial" w:hAnsi="Arial" w:cs="Arial"/>
         </w:rPr>
       </w:pPr>
+      <w:r>
+        <w:rPr>
+          <w:rFonts w:ascii="Arial" w:hAnsi="Arial" w:cs="Arial"/>
+        </w:rPr>
+        <w:t xml:space="preserve">“Aprender Python é abrir portas para o futuro. Cada linha de código é um passo rumo ao domínio da tecnologia. Acredite no seu potencial, insista nos desafios e celebre cada conquista. Com dedicação e prática, você vai transformar ideias em soluções reais. </w:t>
+      </w:r>
+      <w:r>
+        <w:rPr>
+          <w:rFonts w:ascii="Arial" w:hAnsi="Arial" w:cs="Arial"/>
+        </w:rPr>
+        <w:t>A TREINARECIFE está aqui para te direcionar e te manter</w:t>
+      </w:r>
+      <w:r>
+        <w:rPr>
+          <w:rFonts w:ascii="Arial" w:hAnsi="Arial" w:cs="Arial"/>
+        </w:rPr>
+        <w:t xml:space="preserve"> no caminho certo.”</w:t>
+      </w:r>
     </w:p>
     <w:p>
       <w:pPr>
@@ -109,8 +104,16 @@
         <w:rPr>
           <w:rFonts w:ascii="Arial" w:hAnsi="Arial" w:cs="Arial"/>
         </w:rPr>
-        <w:t>Mostre a segunda frase com as primeiras letras em maiúculas</w:t>
+        <w:t xml:space="preserve">Mostre a segunda frase com as primeiras letras em </w:t>
       </w:r>
+      <w:proofErr w:type="spellStart"/>
+      <w:r>
+        <w:rPr>
+          <w:rFonts w:ascii="Arial" w:hAnsi="Arial" w:cs="Arial"/>
+        </w:rPr>
+        <w:t>maiúculas</w:t>
+      </w:r>
+      <w:proofErr w:type="spellEnd"/>
     </w:p>
     <w:p>
       <w:pPr>
@@ -153,7 +156,7 @@
         <w:rPr>
           <w:rFonts w:ascii="Arial" w:hAnsi="Arial" w:cs="Arial"/>
         </w:rPr>
-        <w:t>Mostre a listas de palavras distintas existente no texto (considere os acentos, mas desconsidere a case) em ordem alfabética</w:t>
+        <w:t>Mostre a lista de palavras distintas existente no texto (considere os acentos, mas desconsidere a case) em ordem alfabética</w:t>
       </w:r>
     </w:p>
     <w:p>
@@ -210,7 +213,19 @@
         <w:rPr>
           <w:rFonts w:ascii="Arial" w:hAnsi="Arial" w:cs="Arial"/>
         </w:rPr>
-        <w:t>Quantas caracteres tem no texto</w:t>
+        <w:t>Quant</w:t>
+      </w:r>
+      <w:r>
+        <w:rPr>
+          <w:rFonts w:ascii="Arial" w:hAnsi="Arial" w:cs="Arial"/>
+        </w:rPr>
+        <w:t>o</w:t>
+      </w:r>
+      <w:r>
+        <w:rPr>
+          <w:rFonts w:ascii="Arial" w:hAnsi="Arial" w:cs="Arial"/>
+        </w:rPr>
+        <w:t>s caracteres tem no texto</w:t>
       </w:r>
     </w:p>
     <w:p>

--- a/Listas/Lista 02 - Tratamento de texto.docx
+++ b/Listas/Lista 02 - Tratamento de texto.docx
@@ -106,14 +106,12 @@
         </w:rPr>
         <w:t xml:space="preserve">Mostre a segunda frase com as primeiras letras em </w:t>
       </w:r>
-      <w:proofErr w:type="spellStart"/>
-      <w:r>
-        <w:rPr>
-          <w:rFonts w:ascii="Arial" w:hAnsi="Arial" w:cs="Arial"/>
-        </w:rPr>
-        <w:t>maiúculas</w:t>
-      </w:r>
-      <w:proofErr w:type="spellEnd"/>
+      <w:r>
+        <w:rPr>
+          <w:rFonts w:ascii="Arial" w:hAnsi="Arial" w:cs="Arial"/>
+        </w:rPr>
+        <w:t>maiúsculas</w:t>
+      </w:r>
     </w:p>
     <w:p>
       <w:pPr>
@@ -175,7 +173,13 @@
         <w:rPr>
           <w:rFonts w:ascii="Arial" w:hAnsi="Arial" w:cs="Arial"/>
         </w:rPr>
-        <w:t>Informe quantas frases existe no texto</w:t>
+        <w:t>Considerando que todas as frases terminam com um “.”, i</w:t>
+      </w:r>
+      <w:r>
+        <w:rPr>
+          <w:rFonts w:ascii="Arial" w:hAnsi="Arial" w:cs="Arial"/>
+        </w:rPr>
+        <w:t>nforme quantas frases existe no texto</w:t>
       </w:r>
     </w:p>
     <w:p>
